--- a/protocol paper/integrating_offloading__adherence_monitoring_and_behaviour_change_to_prevent_diabetic_foot_ulcer_recurrence__protocol_for_the_paradise_multicentre_randomised_controlled_trial.docx
+++ b/protocol paper/integrating_offloading__adherence_monitoring_and_behaviour_change_to_prevent_diabetic_foot_ulcer_recurrence__protocol_for_the_paradise_multicentre_randomised_controlled_trial.docx
@@ -3517,7 +3517,7 @@
           <w:color w:val="000000"/>
           <w:lang w:val="en-GB"/>
         </w:rPr>
-        <w:t xml:space="preserve">and the trial statistician remains blinded to allocation labels until the primary analysis is complete and the interpretation is agreed. In-shoe pressure measurement is performed in both arms, but the resulting values are not shown to or discussed with usual-care participants. This warrants </w:t>
+        <w:t xml:space="preserve">and the primary analysis is conducted on a dataset in which allocation is masked as A and B, with the key held by the independent statistician who generated the sequence; the statistical analysis plan and the analysis code are finalised and version-controlled before that key is released. In-shoe pressure measurement is performed in both arms, but the resulting values are not shown to or discussed with usual-care participants. This warrants </w:t>
       </w:r>
       <w:r>
         <w:rPr>
@@ -4216,7 +4216,7 @@
           <w:color w:val="000000"/>
           <w:lang w:val="en-GB"/>
         </w:rPr>
-        <w:t>Trial governance rests with a steering group comprising the coordinating investigator, the six site principal investigators, the trial statistician and the health economist, which oversees conduct, approves protocol amendments and adjudicates data access requests. No independent data monitoring committee has been constituted, reflecting the non-invasive, behavioral nature of the intervention</w:t>
+        <w:t>Trial governance rests with a steering group comprising the coordinating investigator, who also conducts the statistical analysis, the six site principal investigators and the health economist, which oversees conduct, approves protocol amendments and adjudicates data access requests. No independent data monitoring committee has been constituted, reflecting the non-invasive, behavioral nature of the intervention</w:t>
       </w:r>
       <w:r>
         <w:rPr>
@@ -6544,14 +6544,14 @@
           <w:color w:val="000000"/>
           <w:lang w:val="en-GB"/>
         </w:rPr>
-        <w:t>. Consequently, participant expectations may influence behaviour in both arms, while awareness of being monitored may itself increase adherence—particularly among intervention participants—and thereby make the observed effect partly a measurement or attention effect rather than a consequence of the service alone. The prespecified mitigations—an objectively ascertained primary outcome and mediator, independent blinded endpoint adjudication, blinded outcome assessors and a blinded statistician—reduce detection and analysis bias, but t</w:t>
-      </w:r>
-      <w:r>
-        <w:rPr>
-          <w:color w:val="000000"/>
-          <w:lang w:val="en-GB"/>
-        </w:rPr>
-        <w:t>hey cannot remove performance bias or establish that any adherence gain would persist without trial-related observation. The results must therefore be interpreted as the effect of an integrated service delivered with monitoring, not as the isolated effect of its educational or footwear components.</w:t>
+        <w:t>. Consequently, participant expectations may influence behaviour in both arms, while awareness of being monitored may itself increase adherence—particularly among intervention participants—and thereby make the observed effect partly a measurement or attention effect rather than a consequence of the service alone. The prespecified mitigations—an objectively ascertained primary outcome and mediator, independent blinded endpoint adjudication, blinded outcome assessors and analysis on masked allocation labels—reduce detection and analysis bias, but they cannot remove performance bias or establish that any adherence gain would persist without trial-related observation. The analysis is conducted by the coordinating investigator rather than by an analyst independent of trial conduct; masking of allocation labels and pre-specification of the analysis limit, but do not eliminate, the discretion this leaves.</w:t>
+      </w:r>
+      <w:r>
+        <w:rPr>
+          <w:color w:val="000000"/>
+          <w:lang w:val="en-GB"/>
+        </w:rPr>
+        <w:t xml:space="preserve"> The results must therefore be interpreted as the effect of an integrated service delivered with monitoring, not as the isolated effect of its educational or footwear components.</w:t>
       </w:r>
     </w:p>
     <w:p>

--- a/protocol paper/integrating_offloading__adherence_monitoring_and_behaviour_change_to_prevent_diabetic_foot_ulcer_recurrence__protocol_for_the_paradise_multicentre_randomised_controlled_trial.docx
+++ b/protocol paper/integrating_offloading__adherence_monitoring_and_behaviour_change_to_prevent_diabetic_foot_ulcer_recurrence__protocol_for_the_paradise_multicentre_randomised_controlled_trial.docx
@@ -3482,14 +3482,14 @@
           <w:color w:val="000000"/>
           <w:lang w:val="en-GB"/>
         </w:rPr>
-        <w:t xml:space="preserve">Participants are randomised 1:1 to usual care or PARADISE, stratified by centre, using permuted blocks of randomly varying size to prevent allocation prediction at the end of a block. The allocation sequence is computer-generated by an independent statistician at the coordinating centre who has no role in recruitment, intervention delivery or outcome assessment, and who does not disclose block sizes to site staff. Allocation is concealed in sequentially numbered, opaque, sealed envelopes prepared centrally </w:t>
-      </w:r>
-      <w:r>
-        <w:rPr>
-          <w:color w:val="000000"/>
-          <w:lang w:val="en-GB"/>
-        </w:rPr>
-        <w:t>from the generated sequence and distributed to sites; envelopes are opened by the site investigator only after eligibility has been confirmed, informed consent obtained and baseline assessments completed. Envelope opening is documented with date, time and participant identifier, and envelope integrity is verified at monitoring visits.</w:t>
+        <w:t>Participants are randomised 1:1 to usual care or PARADISE, stratified by centre. For each site, twelve allocations to each arm are sealed in identical opaque envelopes, shuffled together and then numbered sequentially, producing one balanced random permutation of twenty-four per site. Envelopes are prepared centrally by a member of the coordinating centre with no role in recruitment, intervention delivery or outcome assessment, and distributed to sites;</w:t>
+      </w:r>
+      <w:r>
+        <w:rPr>
+          <w:color w:val="000000"/>
+          <w:lang w:val="en-GB"/>
+        </w:rPr>
+        <w:t xml:space="preserve"> envelopes are opened by the site investigator only after eligibility has been confirmed, informed consent obtained and baseline assessments completed. Envelope opening is documented with date, time and participant identifier, and envelope integrity is verified at monitoring visits. Because the allocation ratio within each site is fixed at twelve to twelve rather than varying by block, the remaining allocations become progressively more predictable as a site approaches its recruitment target. This is mitigated by the order of operations rather than by concealment of the ratio: eligibility is confirmed, consent obtained and baseline assessments completed before any envelope is opened, so that the decision to enrol precedes the allocation and cannot be conditioned on it.</w:t>
       </w:r>
     </w:p>
     <w:p>
@@ -7925,7 +7925,7 @@
         <w:rPr>
           <w:color w:val="000000"/>
         </w:rPr>
-        <w:t xml:space="preserve"> Planned participant flow (CONSORT 2025 diagram). Screening through eligibility assessment, consent, center-stratified randomization with variable permuted blocks (1:1), and follow-up to 18 months, for a planned sample of 144 participants (72 per arm; 24 per center </w:t>
+        <w:t xml:space="preserve"> Planned participant flow (CONSORT 2025 diagram). Screening through eligibility assessment, consent, centre-stratified randomisation from one balanced permutation of 24 per centre (1:1), and follow-up to 18 months, for a planned sample of 144 participants (72 per arm; 24 per center </w:t>
       </w:r>
       <w:r>
         <w:rPr>
